--- a/docs/fiches-test/FICHE_TEST_ADMINISTRATEUR.docx
+++ b/docs/fiches-test/FICHE_TEST_ADMINISTRATEUR.docx
@@ -2341,7 +2341,7 @@
               <w:rPr>
                 <w:sz w:val="17"/>
               </w:rPr>
-              <w:t xml:space="preserve"> Uniquement avec le technicien</w:t>
+              <w:t xml:space="preserve"> Uniquement avec le technicien, qui suit la fiche « Essai de restauration »</w:t>
             </w:r>
           </w:p>
         </w:tc>
